--- a/History/chapters/08 - The Middle Kingdom - China's Long Civilization.docx
+++ b/History/chapters/08 - The Middle Kingdom - China's Long Civilization.docx
@@ -102,7 +102,7 @@
         <w:spacing w:after="200"/>
       </w:pPr>
       <w:r>
-        <w:t xml:space="preserve">His dynasty collapsed within four years of his death, brutal standardization having generated exactly the resentment brutal standardization tends to generate. The Han dynasty that followed kept most of the standardization and dropped most of the brutality, a pairing dolphin historians flag as worth remembering for later chapters.</w:t>
+        <w:t xml:space="preserve">The Qin dynasty collapsed within four years of Qin Shi Huang's death, brutal standardization having generated exactly the resentment brutal standardization tends to generate. The Han dynasty that followed kept most of the standardization and dropped most of the brutality, a pairing dolphin historians flag as worth remembering for later chapters.</w:t>
       </w:r>
     </w:p>
     <w:p>

--- a/History/chapters/08 - The Middle Kingdom - China's Long Civilization.docx
+++ b/History/chapters/08 - The Middle Kingdom - China's Long Civilization.docx
@@ -110,7 +110,7 @@
         <w:spacing w:after="200"/>
       </w:pPr>
       <w:r>
-        <w:t xml:space="preserve">One of the dynasties riding that tide left a mark still felt in how the country is run today. The Sui dynasty, reunifying China in 581 CE after nearly four centuries of division, introduced the imperial civil service examination: a test of the classical texts, open in principle to any man regardless of birth, that was meant to fill government posts by merit instead of pedigree. Refined and expanded under the Tang and Song dynasties that followed, the exam system ran for well over thirteen hundred years before being abolished in 1905 — the longest-running standardized test in recorded history, and one no aristocrat's son could inherit his way past, however much some of them clearly wished otherwise.</w:t>
+        <w:t xml:space="preserve">One of the dynasties riding that tide left a mark still felt in how the country is run today. The Sui dynasty, which seized power in 581 CE and reunified China in 589 after nearly four centuries of division, introduced the imperial civil service examination: a test of the classical texts, open in principle to any man regardless of birth, that was meant to fill government posts by merit instead of pedigree. Refined and expanded under the Tang and Song dynasties that followed, the exam system ran for some thirteen hundred years before being abolished in 1905 — the longest-running standardized test in recorded history, and one no aristocrat's son could inherit his way past, however much some of them clearly wished otherwise.</w:t>
       </w:r>
     </w:p>
     <w:p>
